--- a/중국어_대화문/4부_docx/4부_11화_옥중_사망_보고서.docx
+++ b/중국어_대화문/4부_docx/4부_11화_옥중_사망_보고서.docx
@@ -18,7 +18,7 @@
         <w:t>등장인물:</w:t>
       </w:r>
       <w:r>
-        <w:t xml:space="preserve"> 쑤민 苏敏(38세, 변호사 자격이 취소된 '공민 대리인', 잉훠 조직자) / 루 할머니 卢奶奶(88세, 쑤민의 집주인, 화이인가 6층) / 웨이 요원 小魏(20대, 문 앞 '보호' 요원) / 메이뤄란 梅若兰(76세, 은퇴한 변호사협회 비서장) / 샤오위안 肖远(42세, 잉훠 동료, 자격을 잃은 전직 변호사) / 스샤오야 石小芽(19세, 대학 1학년, 탕쉐의 옛 제자) / 스만툰 石满囤(79세, 옛 우시촌 노인) / 탕 어머니 唐大娘(63세, 탕쉐의 어머니, 문맹) / 아닝 阿宁(27세, 잉훠 자원활동가) / 덩펑즈 邓凤芝(60대 초반, 국면3창 퇴직 여공, 잉훠 자원활동가)</w:t>
+        <w:t xml:space="preserve"> 쑤민 苏敏(38세, 변호사 자격이 취소된 '공민 대리인', 잉훠 조직자) / 루 할머니 卢奶奶(87세, 쑤민의 집주인, 화이인가 6층) / 웨이 요원 小魏(20대, 문 앞 '보호' 요원) / 메이뤄란 梅若兰(76세, 은퇴한 변호사협회 비서장) / 샤오위안 肖远(42세, 잉훠 동료, 자격을 잃은 전직 변호사) / 스샤오야 石小芽(19세, 대학 1학년, 탕쉐의 옛 제자) / 스만툰 石满囤(79세, 옛 우시촌 노인) / 탕 어머니 唐大娘(63세, 탕쉐의 어머니, 문맹) / 아닝 阿宁(27세, 잉훠 자원활동가) / 덩펑즈 邓凤芝(60대 초반, 국면3창 퇴직 여공, 잉훠 자원활동가)</w:t>
       </w:r>
     </w:p>
     <w:p>
@@ -29,7 +29,7 @@
         <w:t>배경:</w:t>
       </w:r>
       <w:r>
-        <w:t xml:space="preserve"> [쑤민 시점] 2024년 1월 3일(수)부터 28일(일)까지. 5월 25일부터 화이인가 6층 루 할머니 집에서 이어지는 '보호'라는 이름의 연금이 넉 달을 지나 여덟 달째로 접어들었다. 휴대전화는 회수된 채이고 유선 전화만 요원이 곁에 앉은 채 허락되며, 문 앞 요원은 날마다 교대하고, 방문객은 등록을 거쳐 한 사람당 20분만 올라올 수 있다. 쑤민은 이 방에서 탕쉐의 단식 14일(5월 3일~16일)을 한 줄씩 정리해 '옥중 사망 보고서'를 쓴다. 구성은 단식 요구(광미장 가동·이주 강행에 항의한 서면 문서를 접수해 달라는 것 하나), 일지, 5월 15일 9시 50분 허가 → 16일 7시 10분 출발 → 8시 35분 사망 선고의 시각표, 가족·증인 진술, 그리고 각 기관과 관계자의 '기록 칸'이다. 이 과정에서 쑤민은 근거 없는 한 줄을 실명으로 적었다가 거두고, 열아홉 살이 된 샤오야를 보호한다며 이름을 빼려다 부딪힌다. 보고서는 1월 12일 등기로 성 정부에 접수되고, 1월 26일 도착한 답신에는 '조사 결과 절차 위반은 확인되지 않았으나 개선 사항을 검토한다'는 문구와 함께 대리성장 선즈위안의 이름이 찍혀 있다. 지난가을 성위서기 펑치산이 연행된 뒤 성장이 서기 직무를 대행하게 되면서 부성장이던 그가 대리성장이 되었다. 쑤민은 4부 7화에서 말한 대로, 보고서에 '그의 칸'을 시각 그대로, 변명도 용서도 없이 적는다. 이 화에는 폭력 묘사가 없고, 기관·직책·인물·시각은 모두 가상이다.</w:t>
+        <w:t xml:space="preserve"> [쑤민 시점] 2024년 1월 3일(수)부터 28일(일)까지. 5월 25일부터 화이인가 6층 루 할머니 집에서 이어지는 '보호'라는 이름의 연금이 일곱 달을 지나 여덟 달째로 접어들었다. 휴대전화는 회수된 채이고 유선 전화만 요원이 곁에 앉은 채 허락되며, 문 앞 요원은 날마다 교대하고, 방문객은 등록을 거쳐 한 사람당 20분만 올라올 수 있다. 쑤민은 이 방에서 탕쉐의 단식 14일(5월 3일~16일)을 한 줄씩 정리해 '옥중 사망 보고서'를 쓴다. 구성은 단식 요구(광미장 가동·이주 강행에 항의한 서면 문서를 접수해 달라는 것 하나), 일지, 5월 15일 9시 50분 허가 → 16일 7시 10분 출발 → 8시 35분 사망 선고의 시각표, 가족·증인 진술, 그리고 각 기관과 관계자의 '기록 칸'이다. 이 과정에서 쑤민은 근거 없는 한 줄을 실명으로 적었다가 거두고, 열아홉 살이 된 샤오야를 보호한다며 이름을 빼려다 부딪힌다. 보고서는 1월 12일 등기로 성 정부에 접수되고, 1월 26일 도착한 답신에는 '조사 결과 절차 위반은 확인되지 않았으나 개선 사항을 검토한다'는 문구와 함께 대리성장 선즈위안의 이름이 찍혀 있다. 지난가을 성위서기 펑치산이 연행된 뒤 성장이 서기 직무를 대행하게 되면서 부성장이던 그가 대리성장이 되었다. 쑤민은 4부 7화에서 말한 대로, 보고서에 '그의 칸'을 시각 그대로, 변명도 용서도 없이 적는다. 이 화에는 폭력 묘사가 없고, 기관·직책·인물·시각은 모두 가상이다.</w:t>
       </w:r>
     </w:p>
     <w:p>
@@ -649,7 +649,7 @@
         <w:t>肖远:</w:t>
       </w:r>
       <w:r>
-        <w:t xml:space="preserve"> 不用。您累了。(把红笔放下) 《论语》里有一句，“多闻阙疑，慎言其余，则寡尤”。多听，有疑问的先空着，其余的话谨慎地说，错就少了。这句话，是您去年夏天在鼓楼后街，教阿宁抄报告的时候说的。</w:t>
+        <w:t xml:space="preserve"> 不用。您累了。(把红笔放下) 《论语》里有一句，“多闻阙疑，慎言其余，则寡尤”。多听，有疑问的先空着，其余的话谨慎地说，错就少了。这句话，是您去年春天在鼓楼后街，教阿宁抄报告的时候说的。</w:t>
       </w:r>
     </w:p>
     <w:p>
@@ -909,7 +909,7 @@
         <w:t>石小芽:</w:t>
       </w:r>
       <w:r>
-        <w:t xml:space="preserve"> 爷爷，我客气了五个月了。</w:t>
+        <w:t xml:space="preserve"> 爷爷，我客气了八个月了。</w:t>
       </w:r>
     </w:p>
     <w:p>
